--- a/docs/پایان_نامه_HGE_Gold_Forecasting_بازنگری‌شده.docx
+++ b/docs/پایان_نامه_HGE_Gold_Forecasting_بازنگری‌شده.docx
@@ -752,174 +752,17 @@
       </w:r>
     </w:p>
     <w:p>
-      <w:r>
-        <w:rPr>
-          <w:rtl/>
-        </w:rPr>
-        <w:t xml:space="preserve">پیش‌بینی جهت حرکت قیمت طلا مسئله‌ای دشوار در یادگیری ماشین مالی است؛ زیرا داده‌های بازار دارای نویز، وابستگی زمانی، تغییر رژیم، شکست‌های ساختاری و خطر جدی بیش‌برازش هستند. هدف این پایان‌نامه، طراحی و پیاده‌سازی یک چارچوب پژوهشی چندافقی، قابل‌بازتولید و قابل‌ممیزی برای پیش‌بینی دودویی جهت نماد </w:t>
-      </w:r>
-      <w:r>
-        <w:rPr>
-          <w:rFonts w:ascii="Times New Roman" w:eastAsia="Times New Roman" w:hAnsi="Times New Roman" w:cs="Times New Roman"/>
-          <w:sz w:val="22"/>
-        </w:rPr>
-        <w:t>XAUUSD</w:t>
-      </w:r>
-      <w:r>
-        <w:rPr>
-          <w:rtl/>
-        </w:rPr>
-        <w:t xml:space="preserve"> در افق‌های ۱، ۵، ۱۰ و ۲۰ روزه است. در این چارچوب، برچسب آماری جهت، بازده اجرایی قابل معامله از قیمت بازشدن روز بعد و برچسب تشخیصی هزینه‌محور از یکدیگر تفکیک شده‌اند تا ابهام اجرای هم‌زمان با قیمت بسته‌شدن و سوگیری ناشی از انتخاب بر اساس آینده کنترل شود. ویژگی‌ها فقط از اطلاعات در دسترس تا زمان تصمیم ساخته می‌شوند و شامل بازده‌های تأخیردار، روند، نوسان، حجم، شاخص‌های تکنیکال و ویژگی‌های رژیمی مبتنی بر نمای هرست هستند. برآورد اصلی نمای هرست با تحلیل نوسان روندزدایی‌شده چندمقیاسی </w:t>
-      </w:r>
-      <w:r>
-        <w:t>(</w:t>
-      </w:r>
-      <w:r>
-        <w:rPr>
-          <w:rFonts w:ascii="Times New Roman" w:eastAsia="Times New Roman" w:hAnsi="Times New Roman" w:cs="Times New Roman"/>
-          <w:sz w:val="22"/>
-        </w:rPr>
-        <w:t>DFA</w:t>
-      </w:r>
-      <w:r>
-        <w:t>)</w:t>
-      </w:r>
-      <w:r>
-        <w:rPr>
-          <w:rtl/>
-        </w:rPr>
-        <w:t xml:space="preserve"> و به‌صورت علّی انجام می‌شود و روش </w:t>
-      </w:r>
-      <w:r>
-        <w:rPr>
-          <w:rFonts w:ascii="Times New Roman" w:eastAsia="Times New Roman" w:hAnsi="Times New Roman" w:cs="Times New Roman"/>
-          <w:sz w:val="22"/>
-        </w:rPr>
-        <w:t>R/S</w:t>
-      </w:r>
-      <w:r>
-        <w:rPr>
-          <w:rtl/>
-        </w:rPr>
-        <w:t xml:space="preserve"> صرفاً برای مقایسه در آزمون‌های حذف مؤلفه نگهداری شده است. مدل‌های پایه شامل </w:t>
-      </w:r>
-      <w:r>
-        <w:rPr>
-          <w:rFonts w:ascii="Times New Roman" w:eastAsia="Times New Roman" w:hAnsi="Times New Roman" w:cs="Times New Roman"/>
-          <w:sz w:val="22"/>
-        </w:rPr>
-        <w:t>Logistic Regression</w:t>
-      </w:r>
-      <w:r>
-        <w:rPr>
-          <w:rtl/>
-        </w:rPr>
-        <w:t xml:space="preserve">، </w:t>
-      </w:r>
-      <w:r>
-        <w:rPr>
-          <w:rFonts w:ascii="Times New Roman" w:eastAsia="Times New Roman" w:hAnsi="Times New Roman" w:cs="Times New Roman"/>
-          <w:sz w:val="22"/>
-        </w:rPr>
-        <w:t>Random Forest</w:t>
-      </w:r>
-      <w:r>
-        <w:rPr>
-          <w:rtl/>
-        </w:rPr>
-        <w:t xml:space="preserve">، </w:t>
-      </w:r>
-      <w:r>
-        <w:rPr>
-          <w:rFonts w:ascii="Times New Roman" w:eastAsia="Times New Roman" w:hAnsi="Times New Roman" w:cs="Times New Roman"/>
-          <w:sz w:val="22"/>
-        </w:rPr>
-        <w:t>Extra Trees</w:t>
-      </w:r>
-      <w:r>
-        <w:rPr>
-          <w:rtl/>
-        </w:rPr>
-        <w:t xml:space="preserve"> </w:t>
-      </w:r>
-      <w:r>
-        <w:rPr>
-          <w:rtl/>
-        </w:rPr>
-        <w:t xml:space="preserve">و </w:t>
-      </w:r>
       <w:proofErr w:type="spellStart"/>
-      <w:r>
-        <w:rPr>
-          <w:rFonts w:ascii="Times New Roman" w:eastAsia="Times New Roman" w:hAnsi="Times New Roman" w:cs="Times New Roman"/>
-          <w:sz w:val="22"/>
-        </w:rPr>
-        <w:t>HistGradientBoosting</w:t>
-      </w:r>
       <w:proofErr w:type="spellEnd"/>
-      <w:r>
-        <w:rPr>
-          <w:rtl/>
-        </w:rPr>
-        <w:t xml:space="preserve"> هستند و در صورت توجیه روی داده‌های توسعه، یک فراطبقه‌بند انباشته با استفاده از پیش‌بینی‌های خارج از نمونه آن‌ها آموزش می‌بیند. انتخاب مدل، آستانه و ساختار ترکیبی فقط روی داده‌های توسعه و با اعتبارسنجی پیش‌رونده همراه با حذف هم‌پوشانی انجام می‌شود. یک مجموعه آزمون تاریخی مشترک از ۲۰۲۳/۰۷/۰۳ برای ارزیابی توصیفی نگه‌داری شده است؛ این بازه پیش‌تر در فرایند توسعه مشاهده شده و بنابراین آزمون کاملاً دست‌نخورده و آینده‌نگر محسوب نمی‌شود. داده اصلی شامل ۴۰۱۷ مشاهده روزانه XAUUSD از ۲۰۱۱/۰۱/۰۳ تا ۲۰۲۶/۰۷/۳۱ از MetaQuotes-Demo است؛ بخشی از فراداده استخراج به‌صورت پسینی بازسازی شده و provenance_complete=false است، بنابراین این رکورد به‌تنهایی معادل provenance کامل نقطه‌به‌زمان یا قابلیت تعمیم به Feedهای دیگر نیست.</w:t>
-      </w:r>
-      <w:r>
-        <w:rPr>
-          <w:rFonts w:ascii="Times New Roman" w:eastAsia="Times New Roman" w:hAnsi="Times New Roman" w:cs="Times New Roman"/>
-          <w:sz w:val="22"/>
-        </w:rPr>
-      </w:r>
-      <w:r>
-        <w:rPr>
-          <w:rtl/>
-        </w:rPr>
-      </w:r>
       <w:proofErr w:type="spellStart"/>
-      <w:r>
-        <w:rPr>
-          <w:rFonts w:ascii="Times New Roman" w:eastAsia="Times New Roman" w:hAnsi="Times New Roman" w:cs="Times New Roman"/>
-          <w:sz w:val="22"/>
-        </w:rPr>
-      </w:r>
       <w:proofErr w:type="spellEnd"/>
-      <w:r/>
-      <w:r>
-        <w:rPr>
-          <w:rFonts w:ascii="Times New Roman" w:eastAsia="Times New Roman" w:hAnsi="Times New Roman" w:cs="Times New Roman"/>
-          <w:sz w:val="22"/>
-        </w:rPr>
-      </w:r>
-      <w:r>
-        <w:rPr>
-          <w:rtl/>
-        </w:rPr>
-        <w:t xml:space="preserve"> دقت متوازن روی مجموعه آزمون تاریخی برای افق‌های ۱، ۵، ۱۰ و ۲۰ روزه به‌ترتیب ۰٫۵۰۳۹، ۰٫۵۲۱۹، ۰٫۵۰۴۷ و ۰٫۵۰۳۸ است و همه بازه‌های اطمینان ۹۵ درصد مقدار ۰٫۵۰ را در بر می‌گیرند؛ بنابراین هیچ افقی معیار پذیرش ۰٫۶۰ را برآورده نمی‌کند. آزمون‌های حذف مؤلفه نیز مزیت پایدار و عمومی برای نمای هرست یا فراطبقه‌بند انباشته نشان نمی‌دهند؛ در آزمون ۱۲آزمایشی شامل سه بازوی بدون Hurst، DFA1-Hurst و robust Hurst regime در چهار افق، همه تصمیم‌ها رد شدند و به‌دلیل نقص مرز calibration/evaluation، نتایج صرفاً شواهد توصیفی هستند. ارزیابی اقتصادی تاریخی در Python و بازپخش واقعی در MetaTrader 5 نیز، به‌عنوان شواهد تکمیلی و نه آزمون تأییدی آینده‌نگر، سودآوری قابل اتکایی را اثبات نمی‌کند.</w:t>
-      </w:r>
-      <w:r>
-        <w:rPr>
-          <w:rFonts w:ascii="Times New Roman" w:eastAsia="Times New Roman" w:hAnsi="Times New Roman" w:cs="Times New Roman"/>
-          <w:sz w:val="22"/>
-        </w:rPr>
-      </w:r>
-      <w:r>
-        <w:rPr>
-          <w:rtl/>
-        </w:rPr>
-      </w:r>
       <w:proofErr w:type="spellStart"/>
-      <w:r>
-        <w:rPr>
-          <w:rFonts w:ascii="Times New Roman" w:eastAsia="Times New Roman" w:hAnsi="Times New Roman" w:cs="Times New Roman"/>
-          <w:sz w:val="22"/>
-        </w:rPr>
-      </w:r>
       <w:proofErr w:type="spellEnd"/>
-      <w:r/>
-      <w:r>
-        <w:rPr>
-          <w:rtl/>
-        </w:rPr>
-        <w:t xml:space="preserve"> ارزش اصلی پژوهش در کنترل نشت اطلاعات، بازتولیدپذیری، قابلیت ردیابی داده و اجرا، تفکیک شواهد نرم‌افزاری از شواهد بازار و گزارش یک نتیجه منفی معتبر و قابل دفاع است.</w:t>
+      <w:r>
+        <w:rPr>
+          <w:rtl/>
+        </w:rPr>
+        <w:t>این پایان‌نامه یک چارچوب پژوهشی چندافقی و قابل ممیزی برای بررسی ارزش افزودهٔ ویژگی‌های رژیمی مبتنی بر نمای هرست در پیش‌بینی جهت روزانهٔ XAUUSD ارائه می‌کند. داده شامل ۴۰۱۷ مشاهدهٔ روزانه از MetaQuotes-Demo در بازهٔ ۲۰۱۱/۰۱/۰۳ تا ۲۰۲۶/۰۷/۳۱ است و بخشی از فرادادهٔ استخراج آن پسینی بازسازی شده، بنابراین provenance_complete=false و این رکورد آزمون آینده‌نگر بکر نیست. برآورد اصلی هرست با DFA1 علّی روی تفاضل‌های مرتبهٔ یک لگاریتم قیمت در پنجره‌های ۶۴ و ۱۲۸ و با detrend خطی انجام می‌شود. بازاجرای کامل v3 شامل سه بازو و چهار افق، یعنی ۱۲ آزمایش، با purge مستقل endpoint کالیبراسیون ثانویه، paired alignment و آزمون‌های بلوکی انجام شد. دقت متوازن تجمیعی بازوی بدون هرست در افق‌های ۱، ۵، ۱۰ و ۲۰ روزه به‌ترتیب 52.31%، 49.72%، 50.74% و 49.93% بود؛ مقادیر DFA1 به‌ترتیب 50.82%، 48.78%، 47.52% و 47.31% بود. در contrast زوجی DFA1−بدون هرست، هر چهار delta منفی، تمام CIهای ۹۵ درصد شامل صفر و همهٔ Holm pها برابر ۰٫۴۴۹۹۵۵ بودند؛ هر ۱۲ تصمیم رد شد و هر ۶۰ انتخاب outer پس از purge overlap صفر داشت. نتیجهٔ قابل دفاع، نبود شواهد برای ارزش افزودهٔ پایدار هرست در این داده و پروتکل است، نه ادعای نبود سیگنال در همهٔ بازارها یا اثبات سودآوری.</w:t>
       </w:r>
     </w:p>
     <w:p>
@@ -14478,94 +14321,15 @@
         </w:rPr>
       </w:pPr>
       <w:bookmarkStart w:id="12" w:name="_Toc239323624"/>
+      <w:bookmarkEnd w:id="12"/>
       <w:r>
         <w:rPr>
           <w:rFonts w:ascii="B Titr" w:eastAsia="B Titr" w:hAnsi="B Titr" w:cs="B Titr"/>
           <w:color w:val="auto"/>
           <w:rtl/>
         </w:rPr>
-        <w:t>۲</w:t>
-      </w:r>
-      <w:r>
-        <w:rPr>
-          <w:rFonts w:ascii="B Titr" w:eastAsia="B Titr" w:hAnsi="B Titr" w:cs="B Titr" w:hint="cs"/>
-          <w:color w:val="auto"/>
-          <w:rtl/>
-        </w:rPr>
-        <w:t>-۴</w:t>
-      </w:r>
-      <w:r>
-        <w:rPr>
-          <w:rFonts w:ascii="Times New Roman" w:eastAsia="Times New Roman" w:hAnsi="Times New Roman" w:cs="Times New Roman"/>
-          <w:color w:val="auto"/>
-          <w:rtl/>
-        </w:rPr>
-        <w:t xml:space="preserve"> </w:t>
-      </w:r>
-      <w:r>
-        <w:rPr>
-          <w:rFonts w:ascii="B Titr" w:eastAsia="B Titr" w:hAnsi="B Titr" w:cs="B Titr" w:hint="cs"/>
-          <w:color w:val="auto"/>
-          <w:rtl/>
-        </w:rPr>
-        <w:t>تحلیل</w:t>
-      </w:r>
-      <w:r>
-        <w:rPr>
-          <w:rFonts w:ascii="Times New Roman" w:eastAsia="Times New Roman" w:hAnsi="Times New Roman" w:cs="Times New Roman"/>
-          <w:color w:val="auto"/>
-          <w:rtl/>
-        </w:rPr>
-        <w:t xml:space="preserve"> </w:t>
-      </w:r>
-      <w:r>
-        <w:rPr>
-          <w:rFonts w:ascii="B Titr" w:eastAsia="B Titr" w:hAnsi="B Titr" w:cs="B Titr" w:hint="cs"/>
-          <w:color w:val="auto"/>
-          <w:rtl/>
-        </w:rPr>
-        <w:t>نوسان</w:t>
-      </w:r>
-      <w:r>
-        <w:rPr>
-          <w:rFonts w:ascii="Times New Roman" w:eastAsia="Times New Roman" w:hAnsi="Times New Roman" w:cs="Times New Roman"/>
-          <w:color w:val="auto"/>
-          <w:rtl/>
-        </w:rPr>
-        <w:t xml:space="preserve"> </w:t>
-      </w:r>
-      <w:r>
-        <w:rPr>
-          <w:rFonts w:ascii="B Titr" w:eastAsia="B Titr" w:hAnsi="B Titr" w:cs="B Titr" w:hint="cs"/>
-          <w:color w:val="auto"/>
-          <w:rtl/>
-        </w:rPr>
-        <w:t>روندزدایی‌شده</w:t>
-      </w:r>
-      <w:r>
-        <w:rPr>
-          <w:rFonts w:ascii="Times New Roman" w:eastAsia="Times New Roman" w:hAnsi="Times New Roman" w:cs="Times New Roman"/>
-          <w:color w:val="auto"/>
-          <w:rtl/>
-        </w:rPr>
-        <w:t xml:space="preserve"> (</w:t>
-      </w:r>
-      <w:r>
-        <w:rPr>
-          <w:rFonts w:ascii="Times New Roman" w:eastAsia="Times New Roman" w:hAnsi="Times New Roman" w:cs="Times New Roman"/>
-          <w:color w:val="auto"/>
-        </w:rPr>
-        <w:t>DFA</w:t>
-      </w:r>
-      <w:r>
-        <w:rPr>
-          <w:rFonts w:ascii="Times New Roman" w:eastAsia="Times New Roman" w:hAnsi="Times New Roman" w:cs="Times New Roman"/>
-          <w:color w:val="auto"/>
-          <w:rtl/>
-        </w:rPr>
-        <w:t>)</w:t>
-      </w:r>
-      <w:bookmarkEnd w:id="12"/>
+        <w:t>DFA1 با حذف روند خطی محلی در مقیاس‌های مختلف، رفتار مقیاس‌پذیر نوسان را برآورد می‌کند. در پیاده‌سازی حاضر، ورودی تفاضل مرتبهٔ یک لگاریتم قیمت است؛ برای هر پنجرهٔ ۶۴ و ۱۲۸ مشاهده، پروفایل تجمعی پس از مرکززدایی ساخته می‌شود و مقیاس‌های توان دو از ۴ تا floor(n_increments/3) با حداقل ۳۲ مشاهده و حداقل سه مقیاس معتبر به کار می‌روند. قطعه‌های غیرهم‌پوشان ابتدا و انتهای پنجره با detrend خطی مرتبهٔ یک برازش می‌شوند و شیب رگرسیون log–log نوسان بر مقیاس، برآورد DFA1 است. انحراف معیار افزایش‌های نزدیک صفر با کف 1e-12 کنترل می‌شود، محاسبه غلتان و علّی است و مقدار H به بازهٔ مصنوعی برش داده نمی‌شود.</w:t>
+      </w:r>
     </w:p>
     <w:p>
       <w:r>
@@ -18374,75 +18138,7 @@
         <w:rPr>
           <w:rtl/>
         </w:rPr>
-        <w:t>آزمون حذف مؤلفه به‌صورت از پیش تعریف‌شده شامل پنج پیکربندی برای هر افق است: DFA-Hurst با مدل سطح دوم، DFA-Hurst بدون مدل سطح دوم، بدون Hurst با مدل سطح دوم، بدون Hurst و بدون مدل سطح دوم، و روش مقایسه‌ای R/S بدون مدل سطح دوم. در یک مجموعهٔ مستقل، سه بازوی بدون Hurst، DFA1-Hurst و robust Hurst regime در چهار افق و مجموعاً ۱۲ آزمایش بررسی شدند؛ همهٔ این آزمایش‌ها رد شدند، اما به‌دلیل نقص مرز calibration/evaluation شواهد آن‌ها توصیفی‌اند.</w:t>
-      </w:r>
-      <w:r>
-        <w:rPr>
-          <w:rFonts w:ascii="Times New Roman" w:eastAsia="Times New Roman" w:hAnsi="Times New Roman" w:cs="Times New Roman"/>
-          <w:sz w:val="22"/>
-        </w:rPr>
-      </w:r>
-      <w:r>
-        <w:rPr>
-          <w:rtl/>
-        </w:rPr>
-      </w:r>
-      <w:r>
-        <w:rPr>
-          <w:rFonts w:ascii="Times New Roman" w:eastAsia="Times New Roman" w:hAnsi="Times New Roman" w:cs="Times New Roman"/>
-          <w:sz w:val="22"/>
-        </w:rPr>
-      </w:r>
-      <w:r/>
-      <w:r>
-        <w:rPr>
-          <w:rFonts w:ascii="Times New Roman" w:eastAsia="Times New Roman" w:hAnsi="Times New Roman" w:cs="Times New Roman"/>
-          <w:sz w:val="22"/>
-        </w:rPr>
-      </w:r>
-      <w:r>
-        <w:rPr>
-          <w:rtl/>
-        </w:rPr>
-      </w:r>
-      <w:r>
-        <w:rPr>
-          <w:rFonts w:ascii="Times New Roman" w:eastAsia="Times New Roman" w:hAnsi="Times New Roman" w:cs="Times New Roman"/>
-          <w:sz w:val="22"/>
-        </w:rPr>
-      </w:r>
-      <w:r>
-        <w:rPr>
-          <w:rtl/>
-        </w:rPr>
-      </w:r>
-      <w:r>
-        <w:rPr>
-          <w:rFonts w:ascii="Times New Roman" w:eastAsia="Times New Roman" w:hAnsi="Times New Roman" w:cs="Times New Roman"/>
-          <w:sz w:val="22"/>
-        </w:rPr>
-      </w:r>
-      <w:r>
-        <w:rPr>
-          <w:rtl/>
-        </w:rPr>
-      </w:r>
-      <w:r>
-        <w:rPr>
-          <w:rFonts w:ascii="Times New Roman" w:eastAsia="Times New Roman" w:hAnsi="Times New Roman" w:cs="Times New Roman"/>
-          <w:sz w:val="22"/>
-        </w:rPr>
-      </w:r>
-      <w:r>
-        <w:rPr>
-          <w:rtl/>
-        </w:rPr>
-        <w:t xml:space="preserve"> در هر دو طراحی آزمایشی، انتخاب فقط بر پایه داده‌ی توسعه/اعتبارسنجی انجام می‌شود و مجموعه آزمون در فرایند انتخاب استفاده نمی‌شود؛ بنابراین مشاهده عملکرد بهتر یک پیکربندی دیگر روی مجموعه آزمون، مجوز انتخاب پسینی آن نیست.</w:t>
-      </w:r>
-      <w:r>
-        <w:rPr>
-          <w:rtl/>
-        </w:rPr>
+        <w:t>آزمون حذف مؤلفه به‌صورت از پیش‌تعریف‌شده شامل پنج پیکربندی برای هر افق legacy و نیز یک مجموعهٔ نهایی v3 است. مجموعهٔ نهایی سه بازوی بدون Hurst، current DFA1-Hurst و robust Hurst regime را در افق‌های ۱، ۵، ۱۰ و ۲۰ روزه، در مجموع ۱۲ آزمایش، مقایسه می‌کند. پس از اصلاح purge، endpoint برچسب کالیبراسیون ثانویه با قاعدهٔ بستهٔ calibration_label_end_index &lt; evaluation_start_row_id کنترل شد؛ در هر ۶۰ انتخاب outer overlap_count_after_purge=0 ثبت شد. همهٔ ۱۲ تصمیم رد شدند و دادهٔ تاریخی در هیچ انتخابی به کار نرفت؛ بااین‌حال، به‌دلیل مشاهدهٔ قبلی بازه و provenance ناقص، این شواهد تأیید آینده‌نگر نیستند.</w:t>
       </w:r>
     </w:p>
     <w:p>
@@ -18913,7 +18609,7 @@
         <w:rPr>
           <w:rtl/>
         </w:rPr>
-        <w:t>در هر بخش اعتبارسنجی، مدل‌های پایه پس از حذف نمونه‌های دارای هم‌پوشانی اطلاعاتی روی داده آموزش برازش می‌شوند و احتمال خارج از نمونه برای داده اعتبارسنجی تولید می‌کنند. فراطبقه‌بند فقط با پیش‌بینی‌های خارج از نمونه آموزش می‌بیند و برچسب‌های سطح دوم نیز پیش از بخش انتخاب از نظر هم‌پوشانی بازه اطلاعاتی پاک‌سازی می‌شوند. این کنترل، یکی از مسیرهای نشت اطلاعات در سطح دوم را می‌بندد؛ با این حال، ممیزی مجموعهٔ ۱۲آزمایشی نشان داد مرز ثانویه‌ی calibration/evaluation بر endpoint برچسب در هر ۶۰ انتخاب outer به‌طور کامل purge نشده و sigmoid در ۲۶ انتخاب برگزیده شده است. بنابراین برای این مجموعه ادعای leakage-free یا شواهد تأییدی مجاز نیست.</w:t>
+        <w:t>در هر بخش اعتبارسنجی، مدل‌های پایه پس از حذف نمونه‌های دارای هم‌پوشانی اطلاعاتی روی دادهٔ آموزش برازش می‌شوند و احتمال خارج از نمونه برای دادهٔ اعتبارسنجی تولید می‌کنند. pipeline هر سه بازو شامل SimpleImputer با strategy=median و missing-indicator، StandardScaler و LogisticRegression متعادل با C=0.2، penalty=l2، solver=lbfgs، max_iter=2000، tol=0.0001 و random_state=42 است. کالیبراسیون اختیاری sigmoid با C=1000000 و حداقل ۴۰ نمونهٔ دارای دو کلاس، و حاشیه‌های عدم معاملهٔ ۰ و ۰٫۰۵ بررسی شدند؛ انتخاب با ۳ inner fold و ارزیابی با ۵ outer fold انجام شد. در بازاجرای v3، endpoint اجرایی هر برچسب تا مرز کالیبراسیون ثانویه به‌صورت مستقل purge شد و شرط calibration_label_end_index &lt; evaluation_start_row_id در هر ۶۰ انتخاب outer برقرار بود؛ بنابراین نقص مرزی اجراشده در نسخهٔ قبلی اصلاح و ممیزی شد.</w:t>
       </w:r>
     </w:p>
     <w:p>
@@ -19965,7 +19661,7 @@
         <w:rPr>
           <w:rtl/>
         </w:rPr>
-        <w:t>آزمون حذف مؤلفه مجموعه آزمون توصیفی است و برای انتخاب پیکربندی استفاده نمی‌شود.</w:t>
+        <w:t>آزمون حذف مؤلفهٔ v3 با purge کالیبراسیون اصلاح‌شده و paired inference نهایی شد، اما به‌دلیل مشاهدهٔ قبلی دوره و provenance_complete=false، شواهد آن توسعه‌ای/توصیفی و مشروط به همین Feed هستند؛ برای انتخاب پیکربندی یا ادعای تعمیم آینده‌نگر استفاده نمی‌شود.</w:t>
       </w:r>
     </w:p>
     <w:p>
@@ -20549,99 +20245,7 @@
         <w:rPr>
           <w:rtl/>
         </w:rPr>
-        <w:t xml:space="preserve">تقسیم‌کننده </w:t>
-      </w:r>
-      <w:r>
-        <w:rPr>
-          <w:rFonts w:ascii="Times New Roman" w:eastAsia="Times New Roman" w:hAnsi="Times New Roman" w:cs="Times New Roman"/>
-          <w:sz w:val="22"/>
-        </w:rPr>
-        <w:t>CPCV</w:t>
-      </w:r>
-      <w:r>
-        <w:rPr>
-          <w:rtl/>
-        </w:rPr>
-        <w:t xml:space="preserve"> مخصوص داده توسعه از ۸ گروه و انتخاب ۲ گروه استفاده می‌کند و ۲۸ تقسیم برای هر افق می‌سازد. توابع «نسبت شارپ احتمالی» </w:t>
-      </w:r>
-      <w:r>
-        <w:t>(</w:t>
-      </w:r>
-      <w:r>
-        <w:rPr>
-          <w:rFonts w:ascii="Times New Roman" w:eastAsia="Times New Roman" w:hAnsi="Times New Roman" w:cs="Times New Roman"/>
-          <w:sz w:val="22"/>
-        </w:rPr>
-        <w:t>PSR</w:t>
-      </w:r>
-      <w:r>
-        <w:t>)</w:t>
-      </w:r>
-      <w:r>
-        <w:rPr>
-          <w:rtl/>
-        </w:rPr>
-        <w:t xml:space="preserve">، «نسبت شارپ تعدیل‌شده» </w:t>
-      </w:r>
-      <w:r>
-        <w:t>(</w:t>
-      </w:r>
-      <w:r>
-        <w:rPr>
-          <w:rFonts w:ascii="Times New Roman" w:eastAsia="Times New Roman" w:hAnsi="Times New Roman" w:cs="Times New Roman"/>
-          <w:sz w:val="22"/>
-        </w:rPr>
-        <w:t>DSR</w:t>
-      </w:r>
-      <w:r>
-        <w:t>)</w:t>
-      </w:r>
-      <w:r>
-        <w:rPr>
-          <w:rtl/>
-        </w:rPr>
-        <w:t xml:space="preserve"> و «احتمال بیش‌برازش پس‌آزمایی» </w:t>
-      </w:r>
-      <w:r>
-        <w:t>(</w:t>
-      </w:r>
-      <w:r>
-        <w:rPr>
-          <w:rFonts w:ascii="Times New Roman" w:eastAsia="Times New Roman" w:hAnsi="Times New Roman" w:cs="Times New Roman"/>
-          <w:sz w:val="22"/>
-        </w:rPr>
-        <w:t>PBO</w:t>
-      </w:r>
-      <w:r>
-        <w:t>)</w:t>
-      </w:r>
-      <w:r>
-        <w:rPr>
-          <w:rtl/>
-        </w:rPr>
-        <w:t xml:space="preserve"> دارای آزمون واحد هستند. با این حال، چون ثبت مسیر بازده همه آزمایش‌ها کامل نیست، پایان‌نامه از ارائه مقادیر ظاهراً دقیق اما ناقص PBO و DSR خودداری می‌کند. افزون بر این، ممیزی مجموعهٔ ۱۲آزمایشی نقص مرز calibration/evaluation را نشان داد؛ بنابراین این خروجی‌ها برای ادعای leakage-free یا ارزش افزوده‌ی تأییدی کافی نیستند.</w:t>
-      </w:r>
-      <w:r>
-        <w:rPr>
-          <w:rFonts w:ascii="Times New Roman" w:eastAsia="Times New Roman" w:hAnsi="Times New Roman" w:cs="Times New Roman"/>
-          <w:sz w:val="22"/>
-        </w:rPr>
-      </w:r>
-      <w:r>
-        <w:rPr>
-          <w:rtl/>
-        </w:rPr>
-      </w:r>
-      <w:r>
-        <w:rPr>
-          <w:rFonts w:ascii="Times New Roman" w:eastAsia="Times New Roman" w:hAnsi="Times New Roman" w:cs="Times New Roman"/>
-          <w:sz w:val="22"/>
-        </w:rPr>
-      </w:r>
-      <w:r>
-        <w:rPr>
-          <w:rtl/>
-        </w:rPr>
+        <w:t>تقسیم‌کننده CPCV مخصوص دادهٔ توسعه از ۸ گروه و انتخاب ۲ گروه استفاده می‌کند و ۲۸ تقسیم برای هر افق می‌سازد. توابع PSR، DSR و PBO دارای آزمون واحد هستند، اما مقادیر رسمی PBO و DSR تا ذخیرهٔ کامل مسیر بازده همهٔ آزمایش‌های توسعه گزارش نمی‌شوند. در v3، ممیزی ۱۲ آزمایش نشان داد purge مستقل مرز calibration/evaluation اجرا شده، overlap پس از purge در هر ۶۰ انتخاب صفر است و paired comparison با تقویم و y_true هم‌تراز انجام شده است؛ این کنترل‌ها شواهد را قوی‌تر می‌کنند، اما جای آزمون آینده‌نگر با provenance کامل را نمی‌گیرند.</w:t>
       </w:r>
     </w:p>
     <w:p>
@@ -21153,110 +20757,19 @@
       <w:bookmarkEnd w:id="52"/>
     </w:p>
     <w:p>
-      <w:r>
-        <w:rPr>
-          <w:rtl/>
-        </w:rPr>
-        <w:t xml:space="preserve">گزارش نهایی نشان می‌دهد بررسی </w:t>
-      </w:r>
-      <w:r>
-        <w:rPr>
-          <w:rFonts w:ascii="Times New Roman" w:eastAsia="Times New Roman" w:hAnsi="Times New Roman" w:cs="Times New Roman"/>
-          <w:sz w:val="22"/>
-        </w:rPr>
-        <w:t>ruff</w:t>
-      </w:r>
-      <w:r>
-        <w:rPr>
-          <w:rtl/>
-        </w:rPr>
-        <w:t xml:space="preserve"> بدون خطا انجام شده، بررسی نوع با </w:t>
-      </w:r>
       <w:proofErr w:type="spellStart"/>
-      <w:r>
-        <w:rPr>
-          <w:rFonts w:ascii="Times New Roman" w:eastAsia="Times New Roman" w:hAnsi="Times New Roman" w:cs="Times New Roman"/>
-          <w:sz w:val="22"/>
-        </w:rPr>
-        <w:t>mypy</w:t>
-      </w:r>
       <w:proofErr w:type="spellEnd"/>
-      <w:r>
-        <w:rPr>
-          <w:rtl/>
-        </w:rPr>
-        <w:t xml:space="preserve"> روی بسته </w:t>
-      </w:r>
       <w:proofErr w:type="spellStart"/>
-      <w:r>
-        <w:rPr>
-          <w:rFonts w:ascii="Times New Roman" w:eastAsia="Times New Roman" w:hAnsi="Times New Roman" w:cs="Times New Roman"/>
-          <w:sz w:val="22"/>
-        </w:rPr>
-        <w:t>hge</w:t>
-      </w:r>
-      <w:r>
-        <w:t>_</w:t>
-      </w:r>
-      <w:r>
-        <w:rPr>
-          <w:rFonts w:ascii="Times New Roman" w:eastAsia="Times New Roman" w:hAnsi="Times New Roman" w:cs="Times New Roman"/>
-          <w:sz w:val="22"/>
-        </w:rPr>
-        <w:t>gold</w:t>
-      </w:r>
       <w:proofErr w:type="spellEnd"/>
-      <w:r>
-        <w:rPr>
-          <w:rtl/>
-        </w:rPr>
-        <w:t xml:space="preserve"> موفق بوده و آخرین اجرای QA شامل ۸۲ تست خودکار پاس شده است؛ در اجرای پیشین، ۴۱ تست با پوشش کلی ۸۶ درصد ثبت شده بود.</w:t>
-      </w:r>
       <w:proofErr w:type="spellStart"/>
-      <w:r>
-        <w:rPr>
-          <w:rFonts w:ascii="Times New Roman" w:eastAsia="Times New Roman" w:hAnsi="Times New Roman" w:cs="Times New Roman"/>
-          <w:sz w:val="22"/>
-        </w:rPr>
-      </w:r>
       <w:proofErr w:type="spellEnd"/>
-      <w:r>
-        <w:rPr>
-          <w:rtl/>
-        </w:rPr>
-        <w:t xml:space="preserve"> همچنین MetaEditor با ۰ خطا و ۰ هشدار و چهار اجرای موفق Strategy Tester ثبت شده‌اند.</w:t>
-      </w:r>
       <w:proofErr w:type="spellStart"/>
-      <w:r>
-        <w:rPr>
-          <w:rFonts w:ascii="Times New Roman" w:eastAsia="Times New Roman" w:hAnsi="Times New Roman" w:cs="Times New Roman"/>
-          <w:sz w:val="22"/>
-        </w:rPr>
-      </w:r>
       <w:proofErr w:type="spellEnd"/>
       <w:r>
         <w:rPr>
           <w:rtl/>
         </w:rPr>
-      </w:r>
-      <w:r>
-        <w:rPr>
-          <w:rFonts w:ascii="Times New Roman" w:eastAsia="Times New Roman" w:hAnsi="Times New Roman" w:cs="Times New Roman"/>
-          <w:sz w:val="22"/>
-        </w:rPr>
-      </w:r>
-      <w:r/>
-      <w:r>
-        <w:rPr>
-          <w:rFonts w:ascii="Times New Roman" w:eastAsia="Times New Roman" w:hAnsi="Times New Roman" w:cs="Times New Roman"/>
-          <w:sz w:val="22"/>
-        </w:rPr>
-      </w:r>
-      <w:r>
-        <w:rPr>
-          <w:rtl/>
-        </w:rPr>
-        <w:t xml:space="preserve"> این نتایج وضعیت نهایی چارچوب پیاده‌سازی‌شده را نشان می‌دهند.</w:t>
+        <w:t>گزارش نهایی نشان می‌دهد بررسی ruff و mypy بدون خطا انجام شده و آخرین اجرای QA شامل ۹۷ تست خودکار پاس شده است. همچنین رسید v3، مانیفست خروجی‌ها، زنجیرهٔ registry و هش منابع runtime تطبیق داده شدند؛ receipt نهایی ۱۲۹ خروجی پژوهشی و ۲۱ منبع runtime را پوشش می‌دهد. این نتایج صحت فنی و قابلیت ممیزی اجرا را نشان می‌دهند، نه مهارت آماری یا سودآوری بازار را.</w:t>
       </w:r>
     </w:p>
     <w:p>
@@ -23719,7 +23232,7 @@
                 <w:szCs w:val="24"/>
                 <w:rtl/>
               </w:rPr>
-              <w:t>نکته آزمون حذف مؤلفه</w:t>
+              <w:t>دقت متوازن تجمیعی: بدون هرست / DFA1 / رژیم مقاوم</w:t>
             </w:r>
           </w:p>
         </w:tc>
@@ -23743,7 +23256,7 @@
                 <w:szCs w:val="24"/>
                 <w:rtl/>
               </w:rPr>
-              <w:t>تفسیر</w:t>
+              <w:t>مقایسهٔ زوجی DFA1−بدون هرست</w:t>
             </w:r>
           </w:p>
         </w:tc>
@@ -23769,7 +23282,7 @@
                 <w:szCs w:val="24"/>
                 <w:rtl/>
               </w:rPr>
-              <w:t>۱</w:t>
+              <w:t>1</w:t>
             </w:r>
           </w:p>
         </w:tc>
@@ -23794,71 +23307,7 @@
                 <w:sz w:val="24"/>
                 <w:szCs w:val="24"/>
               </w:rPr>
-              <w:t>DFA</w:t>
-            </w:r>
-            <w:r>
-              <w:rPr>
-                <w:sz w:val="24"/>
-                <w:szCs w:val="24"/>
-                <w:rtl/>
-              </w:rPr>
-              <w:t xml:space="preserve"> بدون مدل سطح دوم: </w:t>
-            </w:r>
-            <w:r>
-              <w:rPr>
-                <w:rFonts w:ascii="Times New Roman" w:eastAsia="Times New Roman" w:hAnsi="Times New Roman" w:cs="Times New Roman"/>
-                <w:sz w:val="24"/>
-                <w:szCs w:val="24"/>
-              </w:rPr>
-              <w:t>BA=0.5572</w:t>
-            </w:r>
-            <w:r>
-              <w:rPr>
-                <w:sz w:val="24"/>
-                <w:szCs w:val="24"/>
-                <w:rtl/>
-              </w:rPr>
-              <w:t xml:space="preserve">؛ روش </w:t>
-            </w:r>
-            <w:r>
-              <w:rPr>
-                <w:rFonts w:ascii="Times New Roman" w:eastAsia="Times New Roman" w:hAnsi="Times New Roman" w:cs="Times New Roman"/>
-                <w:sz w:val="24"/>
-                <w:szCs w:val="24"/>
-              </w:rPr>
-              <w:t>R/S</w:t>
-            </w:r>
-            <w:r>
-              <w:rPr>
-                <w:sz w:val="24"/>
-                <w:szCs w:val="24"/>
-                <w:rtl/>
-              </w:rPr>
-              <w:t xml:space="preserve"> بدون مدل سطح دوم: </w:t>
-            </w:r>
-            <w:r>
-              <w:rPr>
-                <w:rFonts w:ascii="Times New Roman" w:eastAsia="Times New Roman" w:hAnsi="Times New Roman" w:cs="Times New Roman"/>
-                <w:sz w:val="24"/>
-                <w:szCs w:val="24"/>
-              </w:rPr>
-              <w:t>0.5585</w:t>
-            </w:r>
-            <w:r>
-              <w:rPr>
-                <w:sz w:val="24"/>
-                <w:szCs w:val="24"/>
-                <w:rtl/>
-              </w:rPr>
-              <w:t xml:space="preserve">؛ پیکربندی اصلی: </w:t>
-            </w:r>
-            <w:r>
-              <w:rPr>
-                <w:rFonts w:ascii="Times New Roman" w:eastAsia="Times New Roman" w:hAnsi="Times New Roman" w:cs="Times New Roman"/>
-                <w:sz w:val="24"/>
-                <w:szCs w:val="24"/>
-              </w:rPr>
-              <w:t>0.5039</w:t>
+              <w:t>52.31% / 50.82% / 49.49%</w:t>
             </w:r>
           </w:p>
         </w:tc>
@@ -23879,7 +23328,7 @@
                 <w:szCs w:val="24"/>
                 <w:rtl/>
               </w:rPr>
-              <w:t>ترتیب پیکربندی‌ها روی مجموعه آزمون متفاوت است و انتخاب پسینی مجاز نیست</w:t>
+              <w:t>Δ=-1.49 واحد درصد؛ CI95٪ [-3.09, +0.17] pp؛ Holm p=0.449955</w:t>
             </w:r>
           </w:p>
         </w:tc>
@@ -23905,7 +23354,7 @@
                 <w:szCs w:val="24"/>
                 <w:rtl/>
               </w:rPr>
-              <w:t>۵</w:t>
+              <w:t>5</w:t>
             </w:r>
           </w:p>
         </w:tc>
@@ -23930,65 +23379,7 @@
                 <w:szCs w:val="24"/>
                 <w:rtl/>
               </w:rPr>
-              <w:t xml:space="preserve">پیکربندی </w:t>
-            </w:r>
-            <w:r>
-              <w:rPr>
-                <w:rFonts w:ascii="Times New Roman" w:eastAsia="Times New Roman" w:hAnsi="Times New Roman" w:cs="Times New Roman"/>
-                <w:sz w:val="24"/>
-                <w:szCs w:val="24"/>
-              </w:rPr>
-              <w:t>DFA</w:t>
-            </w:r>
-            <w:r>
-              <w:rPr>
-                <w:sz w:val="24"/>
-                <w:szCs w:val="24"/>
-                <w:rtl/>
-              </w:rPr>
-              <w:t xml:space="preserve"> ب</w:t>
-            </w:r>
-            <w:r>
-              <w:rPr>
-                <w:rFonts w:hint="cs"/>
-                <w:sz w:val="24"/>
-                <w:szCs w:val="24"/>
-                <w:rtl/>
-              </w:rPr>
-              <w:t xml:space="preserve">ا </w:t>
-            </w:r>
-            <w:r>
-              <w:rPr>
-                <w:rFonts w:ascii="Times New Roman" w:eastAsia="Times New Roman" w:hAnsi="Times New Roman" w:cs="Times New Roman"/>
-                <w:sz w:val="24"/>
-                <w:szCs w:val="24"/>
-              </w:rPr>
-              <w:t>Extra Trees</w:t>
-            </w:r>
-            <w:r>
-              <w:rPr>
-                <w:rFonts w:ascii="Times New Roman" w:eastAsia="Times New Roman" w:hAnsi="Times New Roman" w:cs="Times New Roman" w:hint="cs"/>
-                <w:sz w:val="24"/>
-                <w:szCs w:val="24"/>
-                <w:rtl/>
-              </w:rPr>
-              <w:t>:</w:t>
-            </w:r>
-            <w:r>
-              <w:rPr>
-                <w:rFonts w:ascii="Times New Roman" w:eastAsia="Times New Roman" w:hAnsi="Times New Roman" w:cs="Times New Roman"/>
-                <w:sz w:val="24"/>
-                <w:szCs w:val="24"/>
-              </w:rPr>
-              <w:t xml:space="preserve"> 0.5219</w:t>
-            </w:r>
-            <w:r>
-              <w:rPr>
-                <w:sz w:val="24"/>
-                <w:szCs w:val="24"/>
-                <w:rtl/>
-              </w:rPr>
-              <w:t>؛</w:t>
+              <w:t>49.72% / 48.78% / 51.02%</w:t>
             </w:r>
           </w:p>
           <w:p>
@@ -24009,33 +23400,6 @@
                 <w:szCs w:val="24"/>
                 <w:rtl/>
               </w:rPr>
-              <w:t xml:space="preserve"> بدون </w:t>
-            </w:r>
-            <w:r>
-              <w:rPr>
-                <w:rFonts w:ascii="Times New Roman" w:eastAsia="Times New Roman" w:hAnsi="Times New Roman" w:cs="Times New Roman"/>
-                <w:sz w:val="24"/>
-                <w:szCs w:val="24"/>
-              </w:rPr>
-              <w:t>Hurst</w:t>
-            </w:r>
-            <w:r>
-              <w:rPr>
-                <w:rFonts w:ascii="Times New Roman" w:eastAsia="Times New Roman" w:hAnsi="Times New Roman" w:cs="Times New Roman" w:hint="cs"/>
-                <w:sz w:val="24"/>
-                <w:szCs w:val="24"/>
-                <w:rtl/>
-                <w:lang w:bidi="fa-IR"/>
-              </w:rPr>
-              <w:t xml:space="preserve">: </w:t>
-            </w:r>
-            <w:r>
-              <w:rPr>
-                <w:rFonts w:ascii="Times New Roman" w:eastAsia="Times New Roman" w:hAnsi="Times New Roman" w:cs="Times New Roman"/>
-                <w:sz w:val="24"/>
-                <w:szCs w:val="24"/>
-              </w:rPr>
-              <w:t>0.5373</w:t>
             </w:r>
           </w:p>
         </w:tc>
@@ -24056,15 +23420,7 @@
                 <w:sz w:val="24"/>
                 <w:szCs w:val="24"/>
               </w:rPr>
-              <w:t>Hurst</w:t>
-            </w:r>
-            <w:r>
-              <w:rPr>
-                <w:sz w:val="24"/>
-                <w:szCs w:val="24"/>
-                <w:rtl/>
-              </w:rPr>
-              <w:t xml:space="preserve"> مزیت مستقل و پایدار نشان نمی‌دهد</w:t>
+              <w:t>Δ=-0.93 واحد درصد؛ CI95٪ [-2.21, +0.27] pp؛ Holm p=0.449955</w:t>
             </w:r>
           </w:p>
         </w:tc>
@@ -24090,7 +23446,7 @@
                 <w:szCs w:val="24"/>
                 <w:rtl/>
               </w:rPr>
-              <w:t>۱۰</w:t>
+              <w:t>10</w:t>
             </w:r>
           </w:p>
         </w:tc>
@@ -24115,65 +23471,7 @@
                 <w:szCs w:val="24"/>
                 <w:rtl/>
               </w:rPr>
-              <w:t xml:space="preserve">پیکربندی </w:t>
-            </w:r>
-            <w:r>
-              <w:rPr>
-                <w:rFonts w:ascii="Times New Roman" w:eastAsia="Times New Roman" w:hAnsi="Times New Roman" w:cs="Times New Roman"/>
-                <w:sz w:val="24"/>
-                <w:szCs w:val="24"/>
-              </w:rPr>
-              <w:t>DFA</w:t>
-            </w:r>
-            <w:r>
-              <w:rPr>
-                <w:rFonts w:ascii="Times New Roman" w:eastAsia="Times New Roman" w:hAnsi="Times New Roman" w:cs="Times New Roman" w:hint="cs"/>
-                <w:sz w:val="24"/>
-                <w:szCs w:val="24"/>
-                <w:rtl/>
-              </w:rPr>
-              <w:t xml:space="preserve">: </w:t>
-            </w:r>
-            <w:r>
-              <w:rPr>
-                <w:rFonts w:ascii="Times New Roman" w:eastAsia="Times New Roman" w:hAnsi="Times New Roman" w:cs="Times New Roman"/>
-                <w:sz w:val="24"/>
-                <w:szCs w:val="24"/>
-              </w:rPr>
-              <w:t>0.5047</w:t>
-            </w:r>
-            <w:r>
-              <w:rPr>
-                <w:sz w:val="24"/>
-                <w:szCs w:val="24"/>
-                <w:rtl/>
-              </w:rPr>
-              <w:t xml:space="preserve">؛ بدون </w:t>
-            </w:r>
-            <w:r>
-              <w:rPr>
-                <w:rFonts w:ascii="Times New Roman" w:eastAsia="Times New Roman" w:hAnsi="Times New Roman" w:cs="Times New Roman"/>
-                <w:sz w:val="24"/>
-                <w:szCs w:val="24"/>
-              </w:rPr>
-              <w:t>Hurst</w:t>
-            </w:r>
-            <w:r>
-              <w:rPr>
-                <w:rFonts w:ascii="Times New Roman" w:eastAsia="Times New Roman" w:hAnsi="Times New Roman" w:cs="Times New Roman" w:hint="cs"/>
-                <w:sz w:val="24"/>
-                <w:szCs w:val="24"/>
-                <w:rtl/>
-              </w:rPr>
-              <w:t xml:space="preserve">: </w:t>
-            </w:r>
-            <w:r>
-              <w:rPr>
-                <w:rFonts w:ascii="Times New Roman" w:eastAsia="Times New Roman" w:hAnsi="Times New Roman" w:cs="Times New Roman"/>
-                <w:sz w:val="24"/>
-                <w:szCs w:val="24"/>
-              </w:rPr>
-              <w:t>0.5011</w:t>
+              <w:t>50.74% / 47.52% / 47.64%</w:t>
             </w:r>
           </w:p>
         </w:tc>
@@ -24194,7 +23492,7 @@
                 <w:szCs w:val="24"/>
                 <w:rtl/>
               </w:rPr>
-              <w:t>اختلاف کوچک و ناپایدار است</w:t>
+              <w:t>Δ=-3.23 واحد درصد؛ CI95٪ [-6.92, +0.69] pp؛ Holm p=0.449955</w:t>
             </w:r>
           </w:p>
         </w:tc>
@@ -24220,8 +23518,7 @@
                 <w:szCs w:val="24"/>
                 <w:rtl/>
               </w:rPr>
-              <w:lastRenderedPageBreak/>
-              <w:t>۲۰</w:t>
+              <w:t>20</w:t>
             </w:r>
           </w:p>
         </w:tc>
@@ -24246,87 +23543,7 @@
                 <w:sz w:val="24"/>
                 <w:szCs w:val="24"/>
               </w:rPr>
-              <w:t>DFA</w:t>
-            </w:r>
-            <w:r>
-              <w:rPr>
-                <w:sz w:val="24"/>
-                <w:szCs w:val="24"/>
-                <w:rtl/>
-              </w:rPr>
-              <w:t xml:space="preserve"> با مدل سطح دوم: </w:t>
-            </w:r>
-            <w:r>
-              <w:rPr>
-                <w:rFonts w:ascii="Times New Roman" w:eastAsia="Times New Roman" w:hAnsi="Times New Roman" w:cs="Times New Roman"/>
-                <w:sz w:val="24"/>
-                <w:szCs w:val="24"/>
-              </w:rPr>
-              <w:t>0.5038</w:t>
-            </w:r>
-            <w:r>
-              <w:rPr>
-                <w:sz w:val="24"/>
-                <w:szCs w:val="24"/>
-                <w:rtl/>
-              </w:rPr>
-              <w:t xml:space="preserve">؛ </w:t>
-            </w:r>
-            <w:r>
-              <w:rPr>
-                <w:rFonts w:ascii="Times New Roman" w:eastAsia="Times New Roman" w:hAnsi="Times New Roman" w:cs="Times New Roman"/>
-                <w:sz w:val="24"/>
-                <w:szCs w:val="24"/>
-              </w:rPr>
-              <w:t>DFA</w:t>
-            </w:r>
-            <w:r>
-              <w:rPr>
-                <w:sz w:val="24"/>
-                <w:szCs w:val="24"/>
-                <w:rtl/>
-              </w:rPr>
-              <w:t xml:space="preserve"> بدون مدل سطح دوم: </w:t>
-            </w:r>
-            <w:r>
-              <w:rPr>
-                <w:rFonts w:ascii="Times New Roman" w:eastAsia="Times New Roman" w:hAnsi="Times New Roman" w:cs="Times New Roman"/>
-                <w:sz w:val="24"/>
-                <w:szCs w:val="24"/>
-              </w:rPr>
-              <w:t>0.4721</w:t>
-            </w:r>
-            <w:r>
-              <w:rPr>
-                <w:sz w:val="24"/>
-                <w:szCs w:val="24"/>
-                <w:rtl/>
-              </w:rPr>
-              <w:t xml:space="preserve">؛ بدون </w:t>
-            </w:r>
-            <w:r>
-              <w:rPr>
-                <w:rFonts w:ascii="Times New Roman" w:eastAsia="Times New Roman" w:hAnsi="Times New Roman" w:cs="Times New Roman"/>
-                <w:sz w:val="24"/>
-                <w:szCs w:val="24"/>
-              </w:rPr>
-              <w:t>Hurst</w:t>
-            </w:r>
-            <w:r>
-              <w:rPr>
-                <w:sz w:val="24"/>
-                <w:szCs w:val="24"/>
-                <w:rtl/>
-              </w:rPr>
-              <w:t xml:space="preserve"> با مدل سطح دوم: </w:t>
-            </w:r>
-            <w:r>
-              <w:rPr>
-                <w:rFonts w:ascii="Times New Roman" w:eastAsia="Times New Roman" w:hAnsi="Times New Roman" w:cs="Times New Roman"/>
-                <w:sz w:val="24"/>
-                <w:szCs w:val="24"/>
-              </w:rPr>
-              <w:t>0.4825</w:t>
+              <w:t>49.93% / 47.31% / 50.78%</w:t>
             </w:r>
           </w:p>
         </w:tc>
@@ -24347,7 +23564,7 @@
                 <w:szCs w:val="24"/>
                 <w:rtl/>
               </w:rPr>
-              <w:t>مدل سطح دوم روی داده توسعه قوی‌تر بود، اما مجموعه آزمون نزدیک شانس است</w:t>
+              <w:t>Δ=-2.62 واحد درصد؛ CI95٪ [-5.67, +0.63] pp؛ Holm p=0.449955</w:t>
             </w:r>
           </w:p>
         </w:tc>
@@ -24358,62 +23575,7 @@
         <w:rPr>
           <w:rtl/>
         </w:rPr>
-        <w:t>جدول ۶ خلاصهٔ آزمون پنج‌پیکربندی حذف مؤلفه را نشان می‌دهد؛ مهم‌ترین مثال ناپایداری H20 است: Stacker در داده‌های توسعه به دقت متوازن حدود ۰٫۶۳۴ رسید اما مجموعه آزمون آن ۰٫۵۰۳۸ شد. در مجموعهٔ ۱۲آزمایشی، بالاترین برآورد ۰٫۵۲۰۳ دقت متوازن و ۰٫۵۱۶۲ امتیاز F1 کلان برای بازوی بدون Hurst در افق یک‌روزه بود و بازوی robust Hurst در افق‌های ۵ و ۲۰ روزه به‌ترتیب ۰٫۵۰۹۱ و ۰٫۵۱۲۴ را به دست آورد؛ هیچ‌کدام الگوی مزیت پایدار ایجاد نمی‌کنند. نقص مرز calibration/evaluation باعث می‌شود این اعداد شواهد توصیفی باشند، نه شواهد تأییدی. بنابراین استفاده از بهترین عدد داده‌های توسعه یا انتخاب بهترین پیکربندی مجموعه آزمون قابل اتکا و مجاز نیست.</w:t>
-      </w:r>
-      <w:r>
-        <w:rPr>
-          <w:rFonts w:ascii="Times New Roman" w:eastAsia="Times New Roman" w:hAnsi="Times New Roman" w:cs="Times New Roman"/>
-          <w:sz w:val="22"/>
-        </w:rPr>
-      </w:r>
-      <w:r>
-        <w:rPr>
-          <w:rtl/>
-        </w:rPr>
-      </w:r>
-      <w:r>
-        <w:rPr>
-          <w:rFonts w:ascii="Times New Roman" w:eastAsia="Times New Roman" w:hAnsi="Times New Roman" w:cs="Times New Roman"/>
-          <w:sz w:val="22"/>
-        </w:rPr>
-      </w:r>
-      <w:r>
-        <w:rPr>
-          <w:rtl/>
-        </w:rPr>
-      </w:r>
-      <w:r>
-        <w:rPr>
-          <w:rFonts w:ascii="Times New Roman" w:eastAsia="Times New Roman" w:hAnsi="Times New Roman" w:cs="Times New Roman"/>
-          <w:sz w:val="22"/>
-        </w:rPr>
-      </w:r>
-      <w:r>
-        <w:rPr>
-          <w:rtl/>
-        </w:rPr>
-      </w:r>
-      <w:r>
-        <w:rPr>
-          <w:rFonts w:ascii="Times New Roman" w:eastAsia="Times New Roman" w:hAnsi="Times New Roman" w:cs="Times New Roman"/>
-          <w:sz w:val="22"/>
-        </w:rPr>
-      </w:r>
-      <w:r>
-        <w:rPr>
-          <w:rtl/>
-        </w:rPr>
-      </w:r>
-      <w:r>
-        <w:rPr>
-          <w:rFonts w:ascii="Times New Roman" w:eastAsia="Times New Roman" w:hAnsi="Times New Roman" w:cs="Times New Roman"/>
-          <w:sz w:val="22"/>
-        </w:rPr>
-      </w:r>
-      <w:r>
-        <w:rPr>
-          <w:rtl/>
-        </w:rPr>
+        <w:t>جدول ۶ نتیجهٔ بازاجرای کامل v3 را نشان می‌دهد. دقت متوازن no-Hurst در چهار افق 52.31%، 49.72%، 50.74% و 49.93% و دقت DFA1 به‌ترتیب 50.82%، 48.78%، 47.52% و 47.31% است؛ رژیم مقاوم فقط در H5 و H20 از no-Hurst نقطه‌ای بالاتر است. در paired comparison، تمام CIهای DFA1−no-Hurst صفر را پوشش دادند و Holm p در هر چهار افق ۰٫۴۴۹۹۵۵ بود. بنابراین برندهٔ نقطه‌ایِ یک افق یا تغییر بازوی برتر مجوز انتخاب پسینی و شاهد ارزش افزودهٔ پایدار نیست.</w:t>
       </w:r>
     </w:p>
     <w:p>
@@ -26701,7 +25863,7 @@
                 <w:szCs w:val="24"/>
                 <w:rtl/>
               </w:rPr>
-              <w:t>خیر؛ آزمون‌های حذف مؤلفه در افق‌های مختلف الگوی پایدار ایجاد نکردند؛ در مجموعهٔ ۱۲آزمایشی نیز همهٔ تصمیم‌ها رد شدند و به‌دلیل نقص calibration/evaluation، نتایج توصیفی‌اند.</w:t>
+              <w:t>خیر؛ paired DFA1−بدون هرست در هر چهار افق منفی و همهٔ Holm pها ۰٫۴۴۹۹۵۵ است؛ robust نیز الگوی پایدار ندارد.</w:t>
             </w:r>
           </w:p>
         </w:tc>
@@ -26795,7 +25957,7 @@
                 <w:szCs w:val="24"/>
                 <w:rtl/>
               </w:rPr>
-              <w:t>مسیرهای اصلی با ویژگی‌های علّی، تفکیک هدف‌ها و حذف هم‌پوشانی برچسب‌های سطح اول و دوم کنترل شده‌اند؛ اما در مجموعهٔ ۱۲آزمایشی نقص مرز calibration/evaluation مشاهده شد، بنابراین ادعای leakage-free برای آزمون حذف مؤلفه مجاز نیست.</w:t>
+              <w:t>purge endpoint کالیبراسیون در هر ۶۰ انتخاب outer با overlap صفر تأیید شد؛ بااین‌حال provenance ناقص و آزمون آینده وجود ندارد.</w:t>
             </w:r>
           </w:p>
         </w:tc>
@@ -27003,59 +26165,7 @@
         <w:rPr>
           <w:rtl/>
         </w:rPr>
-        <w:t xml:space="preserve">نتایج نشان می‌دهند ویژگی‌های درون‌بازاری فعلی برای پیش‌بینی پایدار جهت طلا کافی نیستند. </w:t>
-      </w:r>
-      <w:r>
-        <w:rPr>
-          <w:rFonts w:ascii="Times New Roman" w:eastAsia="Times New Roman" w:hAnsi="Times New Roman" w:cs="Times New Roman"/>
-          <w:sz w:val="22"/>
-        </w:rPr>
-        <w:t>AUC</w:t>
-      </w:r>
-      <w:r>
-        <w:rPr>
-          <w:rtl/>
-        </w:rPr>
-        <w:t xml:space="preserve"> و </w:t>
-      </w:r>
-      <w:r>
-        <w:rPr>
-          <w:rFonts w:ascii="Times New Roman" w:eastAsia="Times New Roman" w:hAnsi="Times New Roman" w:cs="Times New Roman"/>
-          <w:sz w:val="22"/>
-        </w:rPr>
-        <w:t>BA</w:t>
-      </w:r>
-      <w:r>
-        <w:rPr>
-          <w:rtl/>
-        </w:rPr>
-        <w:t xml:space="preserve"> نزدیک شانس به این معناست که تغییر </w:t>
-      </w:r>
-      <w:r>
-        <w:rPr>
-          <w:rFonts w:ascii="Times New Roman" w:eastAsia="Times New Roman" w:hAnsi="Times New Roman" w:cs="Times New Roman"/>
-          <w:sz w:val="22"/>
-        </w:rPr>
-        <w:t>Threshold</w:t>
-      </w:r>
-      <w:r>
-        <w:rPr>
-          <w:rtl/>
-        </w:rPr>
-        <w:t xml:space="preserve"> نمی‌تواند اطلاعات گمشده را ایجاد کند. در چنین شرایطی بالا بردن پیچیدگی مدل بدون افزودن داده جدید و بدون پروتکل قوی‌تر احتمالاً خطر </w:t>
-      </w:r>
-      <w:r>
-        <w:rPr>
-          <w:rFonts w:ascii="Times New Roman" w:eastAsia="Times New Roman" w:hAnsi="Times New Roman" w:cs="Times New Roman"/>
-          <w:sz w:val="22"/>
-        </w:rPr>
-        <w:t>Overfitting</w:t>
-      </w:r>
-      <w:r>
-        <w:rPr>
-          <w:rtl/>
-        </w:rPr>
-        <w:t xml:space="preserve"> را افزایش می‌دهد.</w:t>
+        <w:t>نتایج v3 نشان می‌دهند ویژگی‌های درون‌بازاری فعلی برای پیش‌بینی پایدار جهت طلا کافی نیستند. مقایسهٔ زوجی DFA1 با no-Hurst در H1، H5، H10 و H20 به‌ترتیب deltaهای −۱٫۴۹، −۰٫۹۳، −۳٫۲۳ و −۲٫۶۲ واحد درصد داشت؛ CIهای بلوکی ۹۵ درصد صفر را پوشش دادند و تصحیح Holm هیچ افقی را معنادار نکرد. بنابراین تغییر Threshold یا پیچیده‌تر کردن مدل بدون دادهٔ جدید، اطلاعات گمشده را ایجاد نمی‌کند و می‌تواند خطر بیش‌برازش را افزایش دهد.</w:t>
       </w:r>
     </w:p>
     <w:p>
@@ -27063,71 +26173,7 @@
         <w:rPr>
           <w:rtl/>
         </w:rPr>
-        <w:t xml:space="preserve">همچنین نتیجه آزمون حذف مؤلفه نشان می‌دهد </w:t>
-      </w:r>
-      <w:r>
-        <w:rPr>
-          <w:rFonts w:ascii="Times New Roman" w:eastAsia="Times New Roman" w:hAnsi="Times New Roman" w:cs="Times New Roman"/>
-          <w:sz w:val="22"/>
-        </w:rPr>
-        <w:t>Hurst</w:t>
-      </w:r>
-      <w:r>
-        <w:rPr>
-          <w:rtl/>
-        </w:rPr>
-        <w:t xml:space="preserve"> نباید به‌عنوان «قانون جهت» معرفی شود. اگر اثر آن عمومی بود، انتظار می‌رفت اضافه کردن </w:t>
-      </w:r>
-      <w:r>
-        <w:rPr>
-          <w:rFonts w:ascii="Times New Roman" w:eastAsia="Times New Roman" w:hAnsi="Times New Roman" w:cs="Times New Roman"/>
-          <w:sz w:val="22"/>
-        </w:rPr>
-        <w:t>Hurst</w:t>
-      </w:r>
-      <w:r>
-        <w:rPr>
-          <w:rtl/>
-        </w:rPr>
-        <w:t xml:space="preserve"> در چند افق الگوی بهبود سازگارتری ایجاد کند. داده فعلی چنین الگویی ندارد. نتیجه علمی صحیح آن است که در آزمون‌های انجام‌شده، Hurst در این Dataset/Protocol مزیت پایدار اثبات‌شده ندارد، نه اینکه مفهوم Hurst ذاتاً بی‌ارزش است.</w:t>
-      </w:r>
-      <w:r>
-        <w:rPr>
-          <w:rFonts w:ascii="Times New Roman" w:eastAsia="Times New Roman" w:hAnsi="Times New Roman" w:cs="Times New Roman"/>
-          <w:sz w:val="22"/>
-        </w:rPr>
-      </w:r>
-      <w:r>
-        <w:rPr>
-          <w:rtl/>
-        </w:rPr>
-      </w:r>
-      <w:r>
-        <w:rPr>
-          <w:rFonts w:ascii="Times New Roman" w:eastAsia="Times New Roman" w:hAnsi="Times New Roman" w:cs="Times New Roman"/>
-          <w:sz w:val="22"/>
-        </w:rPr>
-      </w:r>
-      <w:r>
-        <w:rPr>
-          <w:rtl/>
-        </w:rPr>
-      </w:r>
-      <w:r>
-        <w:rPr>
-          <w:rtl/>
-        </w:rPr>
-      </w:r>
-      <w:r>
-        <w:rPr>
-          <w:rFonts w:ascii="Times New Roman" w:eastAsia="Times New Roman" w:hAnsi="Times New Roman" w:cs="Times New Roman"/>
-          <w:sz w:val="22"/>
-        </w:rPr>
-      </w:r>
-      <w:r>
-        <w:rPr>
-          <w:rtl/>
-        </w:rPr>
+        <w:t>نتیجهٔ آزمون حذف مؤلفه نشان می‌دهد Hurst نباید به‌عنوان «قانون جهت» معرفی شود. بازوی مقاوم در H1 یک p خام ۰٫۰۱۴۳۹۹ داشت، اما پس از Holm برابر ۰٫۰۵۷۵۹۴ شد و الگوی افق‌گسترده ایجاد نکرد. اگر اثر عمومی بود، انتظار می‌رفت افزودن Hurst در چند افق و در مقایسهٔ paired الگوی بهبود سازگارتری بسازد. دادهٔ فعلی چنین الگویی ندارد؛ این نتیجه ارزش بالقوهٔ Hurst در بازارها یا نمونه‌های دیگر را رد نمی‌کند.</w:t>
       </w:r>
     </w:p>
     <w:p>
@@ -27198,7 +26244,7 @@
         <w:rPr>
           <w:rtl/>
         </w:rPr>
-        <w:t>مجموعه آزمون تاریخی پیش‌تر در فرایند توسعه مشاهده شده است و تأیید آینده‌نگر محسوب نمی‌شود.</w:t>
+        <w:t>مجموعهٔ آزمون تاریخی پیش‌تر در فرایند توسعه مشاهده شده و تأیید آینده‌نگر محسوب نمی‌شود.</w:t>
       </w:r>
     </w:p>
     <w:p>
@@ -27464,33 +26510,7 @@
           <w:rFonts w:ascii="Times New Roman" w:eastAsia="Times New Roman" w:hAnsi="Times New Roman" w:cs="Times New Roman"/>
           <w:sz w:val="22"/>
         </w:rPr>
-        <w:t>PBO/DS</w:t>
-      </w:r>
-      <w:r>
-        <w:rPr>
-          <w:rFonts w:ascii="Times New Roman" w:eastAsia="Times New Roman" w:hAnsi="Times New Roman" w:cs="Times New Roman"/>
-          <w:sz w:val="22"/>
-        </w:rPr>
-        <w:t>R</w:t>
-      </w:r>
-      <w:r>
-        <w:rPr>
-          <w:rtl/>
-        </w:rPr>
-        <w:t xml:space="preserve"> رسمی تا ثبت مسیر کامل </w:t>
-      </w:r>
-      <w:r>
-        <w:rPr>
-          <w:rFonts w:ascii="Times New Roman" w:eastAsia="Times New Roman" w:hAnsi="Times New Roman" w:cs="Times New Roman"/>
-          <w:sz w:val="22"/>
-        </w:rPr>
-        <w:t>trial</w:t>
-      </w:r>
-      <w:r>
-        <w:rPr>
-          <w:rtl/>
-        </w:rPr>
-        <w:t>ها به تعویق افتاده است.</w:t>
+        <w:t>PBO و DSR رسمی هنوز به ذخیرهٔ کامل مسیر بازده همهٔ آزمایش‌های توسعه وابسته‌اند؛ اجرای paired inference و اصلاح purge کالیبراسیون جایگزین این سنجه‌ها نیست.</w:t>
       </w:r>
     </w:p>
     <w:p>
@@ -27582,64 +26602,7 @@
         <w:rPr>
           <w:rtl/>
         </w:rPr>
-        <w:t>این پایان‌نامه یک چارچوب پژوهشی چندافقی برای پیش‌بینی جهت XAUUSD ارائه کرد که در آن هدف آماری، ارزیابی اقتصادی، زمان‌بندی تصمیم، حذف هم‌پوشانی و ممیزی بازتولیدپذیری به‌صورت جداگانه بررسی شدند.</w:t>
-      </w:r>
-      <w:r>
-        <w:rPr>
-          <w:rFonts w:ascii="Times New Roman" w:eastAsia="Times New Roman" w:hAnsi="Times New Roman" w:cs="Times New Roman"/>
-          <w:sz w:val="22"/>
-        </w:rPr>
-      </w:r>
-      <w:r>
-        <w:rPr>
-          <w:rtl/>
-        </w:rPr>
-        <w:t xml:space="preserve"> اجزای اصلی آن شامل تفکیک هدف آماری از اجرای اقتصادی، تعریف زمان تصمیم و ورود و خروج، </w:t>
-      </w:r>
-      <w:r>
-        <w:rPr>
-          <w:rFonts w:ascii="Times New Roman" w:eastAsia="Times New Roman" w:hAnsi="Times New Roman" w:cs="Times New Roman"/>
-          <w:sz w:val="22"/>
-        </w:rPr>
-        <w:t>DFA-Hurst</w:t>
-      </w:r>
-      <w:r>
-        <w:rPr>
-          <w:rtl/>
-        </w:rPr>
-        <w:t xml:space="preserve"> </w:t>
-      </w:r>
-      <w:r>
-        <w:rPr>
-          <w:rtl/>
-        </w:rPr>
-        <w:t xml:space="preserve">علّی، حذف هم‌پوشانی برچسب‌های سطح دوم، ممیزی </w:t>
-      </w:r>
-      <w:r>
-        <w:rPr>
-          <w:rFonts w:ascii="Times New Roman" w:eastAsia="Times New Roman" w:hAnsi="Times New Roman" w:cs="Times New Roman"/>
-          <w:sz w:val="22"/>
-        </w:rPr>
-        <w:t>CPCV</w:t>
-      </w:r>
-      <w:r>
-        <w:rPr>
-          <w:rtl/>
-        </w:rPr>
-        <w:t xml:space="preserve">، آزمون‌های حذف مؤلفه، سنجه‌های کالیبراسیون، ثبت تغییرناپذیر هویت اجرا، معیارهای مرجع اقتصادی و بازپخش </w:t>
-      </w:r>
-      <w:r>
-        <w:rPr>
-          <w:rFonts w:ascii="Times New Roman" w:eastAsia="Times New Roman" w:hAnsi="Times New Roman" w:cs="Times New Roman"/>
-          <w:sz w:val="22"/>
-        </w:rPr>
-        <w:t>MT5</w:t>
-      </w:r>
-      <w:r>
-        <w:rPr>
-          <w:rtl/>
-        </w:rPr>
-        <w:t xml:space="preserve"> است.</w:t>
+        <w:t>این پایان‌نامه یک چارچوب پژوهشی چندافقی برای پیش‌بینی جهت XAUUSD ارائه کرد که در آن هدف آماری، ارزیابی اقتصادی، زمان‌بندی تصمیم، DFA1 علّی، حذف هم‌پوشانی برچسب‌های سطح اول و دوم، purge مستقل مرز کالیبراسیون ثانویه، paired inference، ممیزی CPCV و ثبت تغییرناپذیر خروجی‌ها جداگانه بررسی شدند. اجرای نهایی v3 سه بازو و چهار افق را بدون انتخاب پسینی اجرا کرد و هر ۱۲ تصمیم رد شد.</w:t>
       </w:r>
     </w:p>
     <w:p>
@@ -27770,33 +26733,7 @@
         <w:rPr>
           <w:rtl/>
         </w:rPr>
-        <w:t xml:space="preserve">هدف ۶۰ درصد محقق نشده است. دقت متوازن افق‌های ۱، ۵، ۱۰ و ۲۰ روزه تقریباً ۵۰٫۳۹، ۵۲٫۱۹، ۵۰٫۴۷ و ۵۰٫۳۸ درصد است و </w:t>
-      </w:r>
-      <w:r>
-        <w:rPr>
-          <w:rFonts w:ascii="Times New Roman" w:eastAsia="Times New Roman" w:hAnsi="Times New Roman" w:cs="Times New Roman"/>
-          <w:sz w:val="22"/>
-        </w:rPr>
-        <w:t>CI</w:t>
-      </w:r>
-      <w:r>
-        <w:rPr>
-          <w:rtl/>
-        </w:rPr>
-        <w:t xml:space="preserve">های ۹۵ درصد همگی ۵۰ درصد را پوشش می‌دهند. نتیجه نهایی نباید با انتخاب بهترین آزمون حذف مؤلفه از مجموعه آزمون یا تغییر پسینی </w:t>
-      </w:r>
-      <w:r>
-        <w:rPr>
-          <w:rFonts w:ascii="Times New Roman" w:eastAsia="Times New Roman" w:hAnsi="Times New Roman" w:cs="Times New Roman"/>
-          <w:sz w:val="22"/>
-        </w:rPr>
-        <w:t>Threshold</w:t>
-      </w:r>
-      <w:r>
-        <w:rPr>
-          <w:rtl/>
-        </w:rPr>
-        <w:t xml:space="preserve"> بازنویسی شود.</w:t>
+        <w:t>هدف ۶۰ درصد محقق نشده است. در ارزیابی تاریخی قبلاً مشاهده‌شده، دقت متوازن افق‌های ۱، ۵، ۱۰ و ۲۰ روزه تقریباً ۵۰٫۳۹، ۵۲٫۱۹، ۵۰٫۴۷ و ۵۰٫۳۸ درصد بود و CIهای ۹۵ درصد مقدار ۵۰ درصد را پوشش می‌دادند. در اجرای v3 نیز هیچ‌یک از ۱۲ trial به معیار promotion نرسید؛ مقایسهٔ زوجی DFA1 همه deltaهای منفی و غیرمعنادار پس از Holm داشت. نتیجه نباید با انتخاب بهترین افق یا مدل بازنویسی شود.</w:t>
       </w:r>
     </w:p>
     <w:p>
@@ -28036,62 +26973,13 @@
       <w:bookmarkEnd w:id="83"/>
     </w:p>
     <w:p>
-      <w:r>
-        <w:rPr>
-          <w:rtl/>
-        </w:rPr>
-        <w:t xml:space="preserve">چارچوب </w:t>
-      </w:r>
-      <w:r>
-        <w:rPr>
-          <w:rFonts w:ascii="Times New Roman" w:eastAsia="Times New Roman" w:hAnsi="Times New Roman" w:cs="Times New Roman"/>
-          <w:sz w:val="22"/>
-        </w:rPr>
-        <w:t>HGE Gold Forecasting</w:t>
-      </w:r>
-      <w:r>
-        <w:rPr>
-          <w:rtl/>
-        </w:rPr>
-        <w:t xml:space="preserve"> نباید به‌عنوان یک مدل معاملاتی سودآور یا سامانه‌ای با دقت جهت‌دار بالاتر از ۶۰ درصد معرفی شود. ادعای قابل دفاع این است که تحت داده ثبت‌شده </w:t>
-      </w:r>
       <w:proofErr w:type="spellStart"/>
-      <w:r>
-        <w:rPr>
-          <w:rFonts w:ascii="Times New Roman" w:eastAsia="Times New Roman" w:hAnsi="Times New Roman" w:cs="Times New Roman"/>
-          <w:sz w:val="22"/>
-        </w:rPr>
-        <w:t>MetaQuotes</w:t>
-      </w:r>
       <w:proofErr w:type="spellEnd"/>
       <w:r>
-        <w:t>-</w:t>
-      </w:r>
-      <w:r>
-        <w:rPr>
-          <w:rFonts w:ascii="Times New Roman" w:eastAsia="Times New Roman" w:hAnsi="Times New Roman" w:cs="Times New Roman"/>
-          <w:sz w:val="22"/>
-        </w:rPr>
-        <w:t>Demo</w:t>
-      </w:r>
-      <w:r>
-        <w:rPr>
-          <w:rtl/>
-        </w:rPr>
-        <w:t xml:space="preserve">، پروتکل زمانی همراه با حذف هم‌پوشانی و مجموعه آزمون تاریخیِ پیش‌تر مشاهده‌شده، مدل‌ها مهارت جهت‌دار پایدار بالاتر از شانس، ارزش افزوده عمومی </w:t>
-      </w:r>
-      <w:r>
-        <w:rPr>
-          <w:rFonts w:ascii="Times New Roman" w:eastAsia="Times New Roman" w:hAnsi="Times New Roman" w:cs="Times New Roman"/>
-          <w:sz w:val="22"/>
-        </w:rPr>
-        <w:t>Hurst</w:t>
-      </w:r>
-      <w:r>
-        <w:rPr>
-          <w:rtl/>
-        </w:rPr>
-        <w:t xml:space="preserve"> یا فراطبقه‌بند و سودآوری قابل اتکا را اثبات نمی‌کنند. نتایج بازپخش اقتصادی و MT5 در این پژوهش شواهد تکمیلی دربارهٔ صحت زمان‌بندی هستند و به‌تنهایی ادعای سودآوری قابل اتکا ایجاد نمی‌کنند. با این حال، چارچوب ایجادشده مبنایی قابل‌ممیزی برای آزمایش‌های آینده‌نگر فراهم می‌کند.</w:t>
+        <w:rPr>
+          <w:rtl/>
+        </w:rPr>
+        <w:t>چارچوب HGE Gold Forecasting نباید به‌عنوان مدل معاملاتی سودآور یا سامانه‌ای با دقت جهت‌دار بالاتر از ۶۰ درصد معرفی شود. بازاجرای کامل v3 نشان داد در این داده و پروتکل، DFA1 و رژیم مقاوم هرست ارزش افزودهٔ پیش‌بینی‌کنندهٔ پایدار نسبت به no-Hurst اثبات نمی‌کنند؛ delta زوجی DFA1 در هر چهار افق منفی بود و هیچ Holm p معناداری ثبت نشد. purge endpoint کالیبراسیون در هر ۶۰ انتخاب بدون overlap تأیید و همهٔ ۱۲ تصمیم رد شدند، اما provenance_complete=false و مشاهدهٔ قبلی دوره مانع ادعای تعمیم یا آزمون آینده‌نگر است. ارزش اصلی پژوهش، چارچوب قابل ممیزی و گزارش معتبر این نتیجهٔ منفی محدود است.</w:t>
       </w:r>
     </w:p>
     <w:p/>
